--- a/courts/seventh-circuit/wisconsin/state/court-of-appeals/motion-brief/usage/OUTPUT-motion-brief.docx
+++ b/courts/seventh-circuit/wisconsin/state/court-of-appeals/motion-brief/usage/OUTPUT-motion-brief.docx
@@ -1341,10 +1341,7 @@
         <w:ind w:left="1170" w:right="720" w:hanging="390"/>
       </w:pPr>
       <w:r>
-        <w:t xml:space="preserve">A.</w:t>
-      </w:r>
-      <w:r>
-        <w:t xml:space="preserve"> </w:t>
+        <w:t xml:space="preserve">A. </w:t>
       </w:r>
       <w:r>
         <w:t xml:space="preserve">Legal</w:t>
@@ -1375,10 +1372,7 @@
         <w:ind w:left="1170" w:right="720" w:hanging="390"/>
       </w:pPr>
       <w:r>
-        <w:t xml:space="preserve">B.</w:t>
-      </w:r>
-      <w:r>
-        <w:t xml:space="preserve"> </w:t>
+        <w:t xml:space="preserve">B. </w:t>
       </w:r>
       <w:r>
         <w:t xml:space="preserve">Litigation</w:t>
@@ -1409,10 +1403,7 @@
         <w:ind w:left="1560" w:right="720" w:hanging="390"/>
       </w:pPr>
       <w:r>
-        <w:t xml:space="preserve">1.</w:t>
-      </w:r>
-      <w:r>
-        <w:t xml:space="preserve"> </w:t>
+        <w:t xml:space="preserve">1. </w:t>
       </w:r>
       <w:r>
         <w:t xml:space="preserve">Plaintiffs</w:t>
@@ -1491,10 +1482,7 @@
         <w:ind w:left="1560" w:right="720" w:hanging="390"/>
       </w:pPr>
       <w:r>
-        <w:t xml:space="preserve">2.</w:t>
-      </w:r>
-      <w:r>
-        <w:t xml:space="preserve"> </w:t>
+        <w:t xml:space="preserve">2. </w:t>
       </w:r>
       <w:r>
         <w:t xml:space="preserve">The</w:t>
@@ -1603,10 +1591,7 @@
         <w:ind w:left="1560" w:right="720" w:hanging="390"/>
       </w:pPr>
       <w:r>
-        <w:t xml:space="preserve">3.</w:t>
-      </w:r>
-      <w:r>
-        <w:t xml:space="preserve"> </w:t>
+        <w:t xml:space="preserve">3. </w:t>
       </w:r>
       <w:r>
         <w:t xml:space="preserve">The</w:t>
@@ -1725,10 +1710,7 @@
         <w:ind w:left="780" w:right="720" w:hanging="390"/>
       </w:pPr>
       <w:r>
-        <w:t xml:space="preserve">I.</w:t>
-      </w:r>
-      <w:r>
-        <w:t xml:space="preserve"> </w:t>
+        <w:t xml:space="preserve">I. </w:t>
       </w:r>
       <w:r>
         <w:t xml:space="preserve">The</w:t>
@@ -1801,10 +1783,7 @@
         <w:ind w:left="1170" w:right="720" w:hanging="390"/>
       </w:pPr>
       <w:r>
-        <w:t xml:space="preserve">A.</w:t>
-      </w:r>
-      <w:r>
-        <w:t xml:space="preserve"> </w:t>
+        <w:t xml:space="preserve">A. </w:t>
       </w:r>
       <w:r>
         <w:t xml:space="preserve">The</w:t>
@@ -1889,10 +1868,7 @@
         <w:ind w:left="1170" w:right="720" w:hanging="390"/>
       </w:pPr>
       <w:r>
-        <w:t xml:space="preserve">B.</w:t>
-      </w:r>
-      <w:r>
-        <w:t xml:space="preserve"> </w:t>
+        <w:t xml:space="preserve">B. </w:t>
       </w:r>
       <w:r>
         <w:t xml:space="preserve">The</w:t>
@@ -1983,10 +1959,7 @@
         <w:ind w:left="1170" w:right="720" w:hanging="390"/>
       </w:pPr>
       <w:r>
-        <w:t xml:space="preserve">C.</w:t>
-      </w:r>
-      <w:r>
-        <w:t xml:space="preserve"> </w:t>
+        <w:t xml:space="preserve">C. </w:t>
       </w:r>
       <w:r>
         <w:t xml:space="preserve">Plaintiffs</w:t>
@@ -2071,10 +2044,7 @@
         <w:ind w:left="1170" w:right="720" w:hanging="390"/>
       </w:pPr>
       <w:r>
-        <w:t xml:space="preserve">D.</w:t>
-      </w:r>
-      <w:r>
-        <w:t xml:space="preserve"> </w:t>
+        <w:t xml:space="preserve">D. </w:t>
       </w:r>
       <w:r>
         <w:t xml:space="preserve">A</w:t>
@@ -2332,6 +2302,10 @@
         <w:t xml:space="preserve">A.</w:t>
       </w:r>
       <w:r>
+        <w:rPr>
+          <w:b/>
+          <w:bCs/>
+        </w:rPr>
         <w:tab/>
       </w:r>
       <w:r>
@@ -2361,7 +2335,7 @@
         <w:pStyle w:val="BodyTextNote"/>
       </w:pPr>
       <w:r>
-        <w:t xml:space="preserve">The Wisconsin Constitution guarantees the right to vote, Wis. Const. art. III, § 1, while providing that “[l]aws may be enacted . . . [p]roviding for absentee voting,”</w:t>
+        <w:t xml:space="preserve">The Wisconsin Constitution guarantees the right to vote, Wis. Const. art. III, § 1, while providing that “[l]aws may be enacted ⁠. ⁠. ⁠. [p]roviding for absentee voting,”</w:t>
       </w:r>
       <w:r>
         <w:t xml:space="preserve"> </w:t>
@@ -2497,7 +2471,7 @@
         <w:pStyle w:val="BodyTextNote"/>
       </w:pPr>
       <w:r>
-        <w:t xml:space="preserve">While the 1915 law expanded absentee-voting opportunities, it also contained extensive provisions aimed at preventing fraud or abuse. For example, to request an absentee ballot, a qualified elector was required to swear an affidavit before a designated official and then return it with the properly completed ballot to “the officer issuing the ballot,” and failure to comply with the relevant provision subjected both the elector and the official to penalties. 1915 Wis. Act 461, § 44m—1–2, 5–6, 14. This scheme generally governed absentee voting in Wisconsin until 1966, when the Legislature replaced the 1915 regime’s burdensome affidavit provisions with a simplified witness requirement allowing absentee voters to “make and subscribe to the certification” on their absentee ballots “before 2 witnesses.” 1965 Wis. Act 666, § 1 (creating Wis. Stat. § 6.87).</w:t>
+        <w:t xml:space="preserve">While the 1915 law expanded absentee-voting opportunities, it also contained extensive provisions aimed at preventing fraud or abuse. For example, to request an absentee ballot, a qualified elector was required to swear an affidavit before a designated official and then return it with the properly completed ballot to “the officer issuing the ballot,” and failure to comply with the relevant provision subjected both the elector and the official to penalties. 1915 Wis. Act 461, § 44m—⁠1–⁠2, 5–6, 14. This scheme generally governed absentee voting in Wisconsin until 1966, when the Legislature replaced the 1915 regime’s burdensome affidavit provisions with a simplified witness requirement allowing absentee voters to “make and subscribe to the certification” on their absentee ballots “before 2 witnesses.” 1965 Wis. Act 666, § 1 (creating Wis. Stat. § 6.87).</w:t>
       </w:r>
       <w:r>
         <w:rPr>
@@ -2563,7 +2537,7 @@
         <w:t xml:space="preserve"> </w:t>
       </w:r>
       <w:r>
-        <w:t xml:space="preserve">§ 6.86(1)⁠(a)1–6, to obtain a requested absentee ballot,</w:t>
+        <w:t xml:space="preserve">§ 6.86(1)⁠(a)1–⁠6, to obtain a requested absentee ballot,</w:t>
       </w:r>
       <w:r>
         <w:t xml:space="preserve"> </w:t>
@@ -2830,6 +2804,10 @@
         <w:t xml:space="preserve">B.</w:t>
       </w:r>
       <w:r>
+        <w:rPr>
+          <w:b/>
+          <w:bCs/>
+        </w:rPr>
         <w:tab/>
       </w:r>
       <w:r>
@@ -2872,6 +2850,12 @@
         <w:t xml:space="preserve">1.</w:t>
       </w:r>
       <w:r>
+        <w:rPr>
+          <w:b/>
+          <w:bCs/>
+          <w:i/>
+          <w:iCs/>
+        </w:rPr>
         <w:tab/>
       </w:r>
       <w:r>
@@ -3072,7 +3056,7 @@
         <w:pStyle w:val="BodyText"/>
       </w:pPr>
       <w:r>
-        <w:t xml:space="preserve">Over the course of the Circuit Court proceedings in this case, Plaintiffs moved for a temporary injunction twice, App.305–06; App.211–12, and twice the Circuit Court denied their motions, App.227; App.207–09. On October 7, 2022, the Circuit Court denied Plaintiffs’ first injunction motion, holding that such relief was “unnecessary to preserve the status quo”—defined as “the definition of an absentee ballot witness ‘address’ contained in the October 18, 2016 [WEC] memorandum and the September 14, 2022 memorandum to clerks from [WEC], namely that an address is sufficient if it contains a street number, street name and name of municipality.” App.227. After Plaintiffs moved for a temporary injunction again, App.211–12, citing “new evidence” that some clerks, including at least 12 non-party clerks, were using different interpretations of Section 6.87(2)’s witness-address requirement than that provided in the 2016 Guidance and September 2022 Guidance, App.215–16, the Circuit Court denied the motion, again pointing to the status quo and reasoning that Wisconsin has administered its elections successfully and without a “legally binding definition of the witness address” for “the past 56 years,” App.208–09. The Circuit Court was unswayed by Plaintiffs’ purported “new evidence,” and explained that such allegations “do[ ] not change the status quo, which is that the law has always left room for local clerks to interpret and apply the term to the ballot envelope before them.” App.209.</w:t>
+        <w:t xml:space="preserve">Over the course of the Circuit Court proceedings in this case, Plaintiffs moved for a temporary injunction twice, App.305–06; App.211–12, and twice the Circuit Court denied their motions, App.227; App.207–09. On October 7, 2022, the Circuit Court denied Plaintiffs’ first injunction motion, holding that such relief was “unnecessary to preserve the status quo”—defined as “the definition of an absentee ballot witness ‘address’ contained in the October 18, 2016 [WEC] memorandum and the September 14, 2022 memorandum to clerks from [WEC], namely that an address is sufficient if it contains a street number, street name and name of municipality.” App.227. After Plaintiffs moved for a temporary injunction again, App.211–12, citing “new evidence” that some clerks, including at least 12 non-party clerks, were using different interpretations of Section 6.87(2)’s witness-address requirement than that provided in the 2016 Guidance and September 2022 Guidance, App.215–16, the Circuit Court denied the motion, again pointing to the status quo and reasoning that Wisconsin has administered its elections successfully and without a “legally binding definition of the witness address” for “the past 56 years,” App.208–09. The Circuit Court was unswayed by Plaintiffs’ purported “new evidence,” and explained that such allegations “do[ ⁠] not change the status quo, which is that the law has always left room for local clerks to interpret and apply the term to the ballot envelope before them.” App.209.</w:t>
       </w:r>
     </w:p>
     <w:p>
@@ -3093,7 +3077,7 @@
         <w:t xml:space="preserve">League of Women Voters of Wisconsin v. WEC</w:t>
       </w:r>
       <w:r>
-        <w:t xml:space="preserve">, 2022CV2472 (Dane Cnty. Cir. Ct. Mar. 14, 2023) (“LWV”), which case also involved a dispute over the meaning of Section 6.87’s witness-address requirement. App.126–146. There, the plaintiff asserted that the Materiality Provision of the federal Civil Rights Act of 1964, 52 U.S.C. § 10101(a)⁠(2)⁠(B) precluded the application of Section 6.87(6d)’s witness-address requirement to multiple categories of absentee ballots. App.198–200. The LWV plaintiff also sought a declaratory judgment defining the word “missing” under Section 6.87(6d)—rather than “address”—but, like Plaintiffs’ original Complaint here, the LWV plaintiff did not identify any legally cognizable relief as to WEC, failing to allege that WEC itself had acted or was likely to act unlawfully. App.133–43. The Circuit Court thus dismissed the LWV plaintiff’s request for declaratory relief and its “missing” statutory interpretation claim in LWV prior to consolidation, agreeing with the Legislature’s argument that “the League ‘hand-picked a litigation adversary’ which was the ‘most convenient’ rather than ‘sue . . . any actual clerk who has disagreed with its interpretation of Section 6.87,’” leaving only the plaintiff’s challenge to the legality of Section 6.87(6d) under federal law. App.116–18, 120, 142.</w:t>
+        <w:t xml:space="preserve">, 2022CV2472 (Dane Cnty. Cir. Ct. Mar. 14, 2023) (“LWV”), which case also involved a dispute over the meaning of Section 6.87’s witness-address requirement. App.126–146. There, the plaintiff asserted that the Materiality Provision of the federal Civil Rights Act of 1964, 52 U.S.C. § 10101(a)⁠(2)⁠(B) precluded the application of Section 6.87(6d)’s witness-address requirement to multiple categories of absentee ballots. App.198–200. The LWV plaintiff also sought a declaratory judgment defining the word “missing” under Section 6.87(6d)—rather than “address”—but, like Plaintiffs’ original Complaint here, the LWV plaintiff did not identify any legally cognizable relief as to WEC, failing to allege that WEC itself had acted or was likely to act unlawfully. App.133–43. The Circuit Court thus dismissed the LWV plaintiff’s request for declaratory relief and its “missing” statutory interpretation claim in LWV prior to consolidation, agreeing with the Legislature’s argument that “the League ‘hand-picked a litigation adversary’ which was the ‘most convenient’ rather than ‘sue ⁠. ⁠. ⁠. any actual clerk who has disagreed with its interpretation of Section 6.87,’” leaving only the plaintiff’s challenge to the legality of Section 6.87(6d) under federal law. App.116–18, 120, 142.</w:t>
       </w:r>
     </w:p>
     <w:p>
@@ -3122,6 +3106,12 @@
         <w:t xml:space="preserve">2.</w:t>
       </w:r>
       <w:r>
+        <w:rPr>
+          <w:b/>
+          <w:bCs/>
+          <w:i/>
+          <w:iCs/>
+        </w:rPr>
         <w:tab/>
       </w:r>
       <w:r>
@@ -3464,6 +3454,12 @@
         <w:t xml:space="preserve">3.</w:t>
       </w:r>
       <w:r>
+        <w:rPr>
+          <w:b/>
+          <w:bCs/>
+          <w:i/>
+          <w:iCs/>
+        </w:rPr>
         <w:tab/>
       </w:r>
       <w:r>
@@ -3734,7 +3730,7 @@
         <w:pStyle w:val="BodyText"/>
       </w:pPr>
       <w:r>
-        <w:t xml:space="preserve">First, the Legislature explained that it has a high likelihood of success on appeal because this case raises novel “questions of statutory interpretation” that “reasonable judges on appeal could easily . . . disagree[ ]” over. App.6–14 (citing</w:t>
+        <w:t xml:space="preserve">First, the Legislature explained that it has a high likelihood of success on appeal because this case raises novel “questions of statutory interpretation” that “reasonable judges on appeal could easily ⁠. ⁠. ⁠. disagree[ ⁠]” over. App.6–14 (citing</w:t>
       </w:r>
       <w:r>
         <w:t xml:space="preserve"> </w:t>
@@ -3973,6 +3969,10 @@
         <w:t xml:space="preserve">I.</w:t>
       </w:r>
       <w:r>
+        <w:rPr>
+          <w:b/>
+          <w:bCs/>
+        </w:rPr>
         <w:tab/>
       </w:r>
       <w:r>
@@ -4100,7 +4100,7 @@
         <w:pStyle w:val="BodyText"/>
       </w:pPr>
       <w:r>
-        <w:t xml:space="preserve">This Court has the authority to “[s]uspend . . . an injunction” “[d]uring the pendency of an appeal” under Wis. Stat. § (Rule) 808.07(2). To determine whether such relief is appropriate, courts consider four factors—namely, whether the movant: (1) “makes a strong showing that it is likely to succeed on the merits of the appeal,” (2) “shows that, unless a stay is granted, it will suffer irreparable injury,” (3) “shows that no substantial harm will come to other interested parties,” and (4) “shows that a stay will do no harm to the public interest.”</w:t>
+        <w:t xml:space="preserve">This Court has the authority to “[s]uspend ⁠. ⁠. ⁠. an injunction” “[d]uring the pendency of an appeal” under Wis. Stat. § (Rule) 808.07(2). To determine whether such relief is appropriate, courts consider four factors—namely, whether the movant: (1) “makes a strong showing that it is likely to succeed on the merits of the appeal,” (2) “shows that, unless a stay is granted, it will suffer irreparable injury,” (3) “shows that no substantial harm will come to other interested parties,” and (4) “shows that a stay will do no harm to the public interest.”</w:t>
       </w:r>
       <w:r>
         <w:t xml:space="preserve"> </w:t>
@@ -4230,6 +4230,10 @@
         <w:t xml:space="preserve">A.</w:t>
       </w:r>
       <w:r>
+        <w:rPr>
+          <w:b/>
+          <w:bCs/>
+        </w:rPr>
         <w:tab/>
       </w:r>
       <w:r>
@@ -4414,7 +4418,7 @@
         <w:t xml:space="preserve"> </w:t>
       </w:r>
       <w:r>
-        <w:t xml:space="preserve">¶¶ 52–53.</w:t>
+        <w:t xml:space="preserve">¶¶ 52–⁠53.</w:t>
       </w:r>
       <w:r>
         <w:t xml:space="preserve"> </w:t>
@@ -4430,7 +4434,7 @@
         <w:t xml:space="preserve"> </w:t>
       </w:r>
       <w:r>
-        <w:t xml:space="preserve">clarified that when a case involves issues that an appellate court reviews de novo, courts assessing stay motions must consider that “reasonable jurists on appeal may . . . interpret[ ] the relevant law and . . . come to a different conclusion,” such that the presence of such issues alone supports a movant’s strong likelihood of success on appeal.</w:t>
+        <w:t xml:space="preserve">clarified that when a case involves issues that an appellate court reviews de novo, courts assessing stay motions must consider that “reasonable jurists on appeal may ⁠. ⁠. ⁠. interpret[ ⁠] the relevant law and ⁠. ⁠. ⁠. come to a different conclusion,” such that the presence of such issues alone supports a movant’s strong likelihood of success on appeal.</w:t>
       </w:r>
       <w:r>
         <w:t xml:space="preserve"> </w:t>
@@ -4446,7 +4450,7 @@
         <w:t xml:space="preserve"> </w:t>
       </w:r>
       <w:r>
-        <w:t xml:space="preserve">¶¶ 51–53.</w:t>
+        <w:t xml:space="preserve">¶¶ 51–⁠53.</w:t>
       </w:r>
     </w:p>
     <w:p>
@@ -4509,7 +4513,7 @@
         <w:t xml:space="preserve">see Trump v. Biden</w:t>
       </w:r>
       <w:r>
-        <w:t xml:space="preserve">, 2020 WI 91, ¶¶ 17–18, 394 Wis. 2d 629, 951 N.W.2d 568;</w:t>
+        <w:t xml:space="preserve">, 2020 WI 91, ¶¶ 17–⁠18, 394 Wis. 2d 629, 951 N.W.2d 568;</w:t>
       </w:r>
       <w:r>
         <w:t xml:space="preserve"> </w:t>
@@ -4525,7 +4529,7 @@
         <w:t xml:space="preserve"> </w:t>
       </w:r>
       <w:r>
-        <w:t xml:space="preserve">¶¶ 47–49 (Hagedorn, J., concurring). Further, the Circuit Court itself stated that a “reasonable jurist might disagree with [its] analysis” of this novel legal issue. February 2, 2024 Oral Decision,</w:t>
+        <w:t xml:space="preserve">¶¶ 47–⁠49 (Hagedorn, J., concurring). Further, the Circuit Court itself stated that a “reasonable jurist might disagree with [its] analysis” of this novel legal issue. February 2, 2024 Oral Decision,</w:t>
       </w:r>
       <w:r>
         <w:t xml:space="preserve"> </w:t>
@@ -4609,7 +4613,7 @@
         <w:t xml:space="preserve">State ex rel. Kalal v. Cir. Ct. for Dane Cnty.</w:t>
       </w:r>
       <w:r>
-        <w:t xml:space="preserve">, 2004 WI 58, ¶ 44, 271 Wis. 2d 633, 681 N.W.2d 110. To determine a statute’s meaning, the court must “begin[ ] with the language of the statute,” giving that language its “common, ordinary, and accepted meaning,” unless a different technical or special meaning clearly applies.</w:t>
+        <w:t xml:space="preserve">, 2004 WI 58, ¶ 44, 271 Wis. 2d 633, 681 N.W.2d 110. To determine a statute’s meaning, the court must “begin[ ⁠] with the language of the statute,” giving that language its “common, ordinary, and accepted meaning,” unless a different technical or special meaning clearly applies.</w:t>
       </w:r>
       <w:r>
         <w:t xml:space="preserve"> </w:t>
@@ -4735,7 +4739,7 @@
         <w:t xml:space="preserve">Kalal</w:t>
       </w:r>
       <w:r>
-        <w:t xml:space="preserve">, 2004 WI 58, ¶ 45, is “[t]he particulars of the place where a person lives . . . , typically consisting of a number, street name, the name of a town or district,”</w:t>
+        <w:t xml:space="preserve">, 2004 WI 58, ¶ 45, is “[t]he particulars of the place where a person lives ⁠. ⁠. ⁠. ⁠, typically consisting of a number, street name, the name of a town or district,”</w:t>
       </w:r>
       <w:r>
         <w:t xml:space="preserve"> </w:t>
@@ -4760,7 +4764,7 @@
         <w:t xml:space="preserve"> </w:t>
       </w:r>
       <w:r>
-        <w:t xml:space="preserve">These “particular[ ]” details comprise what is typically “considered” the “location where a person . . . can be contacted by post.”</w:t>
+        <w:t xml:space="preserve">These “particular[ ⁠]” details comprise what is typically “considered” the “location where a person ⁠. ⁠. ⁠. can be contacted by post.”</w:t>
       </w:r>
       <w:r>
         <w:t xml:space="preserve"> </w:t>
@@ -4823,7 +4827,7 @@
         <w:t xml:space="preserve">Kalal</w:t>
       </w:r>
       <w:r>
-        <w:t xml:space="preserve">, 2004 WI 58, ¶ 46. For one thing, interpreting “address” as requiring three components accords with the statute’s “manifest . . . purpose,”</w:t>
+        <w:t xml:space="preserve">, 2004 WI 58, ¶ 46. For one thing, interpreting “address” as requiring three components accords with the statute’s “manifest ⁠. ⁠. ⁠. purpose,”</w:t>
       </w:r>
       <w:r>
         <w:t xml:space="preserve"> </w:t>
@@ -4886,7 +4890,7 @@
         <w:t xml:space="preserve"> </w:t>
       </w:r>
       <w:r>
-        <w:t xml:space="preserve">§ 6.20—a process that requires the voter to verify his identity by providing “proof of residence.”</w:t>
+        <w:t xml:space="preserve">§ 6.20—⁠a process that requires the voter to verify his identity by providing “proof of residence.”</w:t>
       </w:r>
       <w:r>
         <w:t xml:space="preserve"> </w:t>
@@ -5075,7 +5079,7 @@
         <w:t xml:space="preserve"> </w:t>
       </w:r>
       <w:r>
-        <w:t xml:space="preserve">Wis. Const. art. III, § 2, which privilege the State “carefully regulate[s]” with its absentee-voting laws. Wis. Stat. § 6.84(1). When the State first enacted a comprehensive absentee-voting scheme in 1915, it required absentee voters to request an absentee ballot, 1915 Wis. Act 461, § 44m—2, swear an affidavit before a qualified officer,</w:t>
+        <w:t xml:space="preserve">Wis. Const. art. III, § 2, which privilege the State “carefully regulate[s]” with its absentee-voting laws. Wis. Stat. § 6.84(1). When the State first enacted a comprehensive absentee-voting scheme in 1915, it required absentee voters to request an absentee ballot, 1915 Wis. Act 461, § 44m—⁠2, swear an affidavit before a qualified officer,</w:t>
       </w:r>
       <w:r>
         <w:t xml:space="preserve"> </w:t>
@@ -5091,7 +5095,7 @@
         <w:t xml:space="preserve"> </w:t>
       </w:r>
       <w:r>
-        <w:t xml:space="preserve">§§ 44m—5–6, and return both the completed ballot and affidavit to the officer issuing the ballot,</w:t>
+        <w:t xml:space="preserve">§§ 44m—⁠5–⁠6, and return both the completed ballot and affidavit to the officer issuing the ballot,</w:t>
       </w:r>
       <w:r>
         <w:t xml:space="preserve"> </w:t>
@@ -5107,7 +5111,7 @@
         <w:t xml:space="preserve"> </w:t>
       </w:r>
       <w:r>
-        <w:t xml:space="preserve">§ 44m—6. The State required the absentee voter’s affidavit to contain his or her “address,” including the “[s]treet and number” and “city.”</w:t>
+        <w:t xml:space="preserve">§ 44m—⁠6. The State required the absentee voter’s affidavit to contain his or her “address,” including the “[s]treet and number” and “city.”</w:t>
       </w:r>
       <w:r>
         <w:t xml:space="preserve"> </w:t>
@@ -5123,7 +5127,7 @@
         <w:t xml:space="preserve"> </w:t>
       </w:r>
       <w:r>
-        <w:t xml:space="preserve">§§ 44m—3, 5. Notably, the law required the absentee voter to mark the ballot only “in the presence of” the official, who was in turn required to enclose the ballot in an envelope bearing his own “post-office address.”</w:t>
+        <w:t xml:space="preserve">§§ 44m—⁠3, 5. Notably, the law required the absentee voter to mark the ballot only “in the presence of” the official, who was in turn required to enclose the ballot in an envelope bearing his own “post-office address.”</w:t>
       </w:r>
       <w:r>
         <w:t xml:space="preserve"> </w:t>
@@ -5139,7 +5143,7 @@
         <w:t xml:space="preserve"> </w:t>
       </w:r>
       <w:r>
-        <w:t xml:space="preserve">§ 44m—5. Both the absentee voter and official faced harsh penalties if they failed to comply with these requirements.</w:t>
+        <w:t xml:space="preserve">§ 44m—⁠5. Both the absentee voter and official faced harsh penalties if they failed to comply with these requirements.</w:t>
       </w:r>
       <w:r>
         <w:t xml:space="preserve"> </w:t>
@@ -5155,7 +5159,7 @@
         <w:t xml:space="preserve"> </w:t>
       </w:r>
       <w:r>
-        <w:t xml:space="preserve">§§ 44m—5–6.</w:t>
+        <w:t xml:space="preserve">§§ 44m—⁠5–⁠6.</w:t>
       </w:r>
     </w:p>
     <w:p>
@@ -5287,7 +5291,7 @@
         <w:t xml:space="preserve">Waity</w:t>
       </w:r>
       <w:r>
-        <w:t xml:space="preserve">, 2022 WI 6, ¶ 50—by pointing to the claimed strength of its own reasoning to hold that its ruling on the meaning of a witness’s “address” for purposes of Section 6.87 was unlikely to be reversed on appeal, rather than considering the novelty of this question and the de novo standard of review.</w:t>
+        <w:t xml:space="preserve">, 2022 WI 6, ¶ 50—⁠by pointing to the claimed strength of its own reasoning to hold that its ruling on the meaning of a witness’s “address” for purposes of Section 6.87 was unlikely to be reversed on appeal, rather than considering the novelty of this question and the de novo standard of review.</w:t>
       </w:r>
       <w:r>
         <w:t xml:space="preserve"> </w:t>
@@ -5422,7 +5426,7 @@
         <w:t xml:space="preserve"> </w:t>
       </w:r>
       <w:r>
-        <w:t xml:space="preserve">2022 WI ¶¶ 52–53. In failing to apply the</w:t>
+        <w:t xml:space="preserve">2022 WI ¶¶ 52–⁠53. In failing to apply the</w:t>
       </w:r>
       <w:r>
         <w:t xml:space="preserve"> </w:t>
@@ -5478,7 +5482,7 @@
         <w:pStyle w:val="BodyTextNote"/>
       </w:pPr>
       <w:r>
-        <w:t xml:space="preserve">Second, the Circuit Court’s analysis of the Legislature’s reliance on the Oxford English Dictionary’s definition of “address,” and that Court’s ultimate conclusion that the Oxford English Dictionary does not inform the statutory meaning of a witness’s “address,” was incorrect. App.29. The Circuit Court misconstrued the Legislature as “argu[ing] that the items the Oxford English Dictionary says are ‘typically’ part of an address,” that is, a number, street name, and the name of a town or district, “are universal components, but the items the dictionary says are ‘often’ part of an address”—e.g., a postal code—“are not.” App.29. The Legislature did not make that argument. App.66–68; App.46–48. The Legislature instead argued that the Oxford English Dictionary’s “typical[ ]” components of an “address,”</w:t>
+        <w:t xml:space="preserve">Second, the Circuit Court’s analysis of the Legislature’s reliance on the Oxford English Dictionary’s definition of “address,” and that Court’s ultimate conclusion that the Oxford English Dictionary does not inform the statutory meaning of a witness’s “address,” was incorrect. App.29. The Circuit Court misconstrued the Legislature as “argu[ing] that the items the Oxford English Dictionary says are ‘typically’ part of an address,” that is, a number, street name, and the name of a town or district, “are universal components, but the items the dictionary says are ‘often’ part of an address”—e.g., a postal code—“are not.” App.29. The Legislature did not make that argument. App.66–68; App.46–48. The Legislature instead argued that the Oxford English Dictionary’s “typical[ ⁠]” components of an “address,”</w:t>
       </w:r>
       <w:r>
         <w:t xml:space="preserve"> </w:t>
@@ -5517,7 +5521,7 @@
         <w:t xml:space="preserve">Kalal</w:t>
       </w:r>
       <w:r>
-        <w:t xml:space="preserve">, 2004 WI 58, ¶¶ 45–49 &amp; n.8 (emphases added), whereas components that are merely “often” part of an address fall outside the ordinary meaning of this term, App.66–68; App.46–48. This conclusion also follows from the ordinary meaning of the word “typical,” which refers to what is “[o]f the nature of” or “emblematic” of a thing,</w:t>
+        <w:t xml:space="preserve">, 2004 WI 58, ¶¶ 45–⁠49 &amp; n.8 (emphases added), whereas components that are merely “often” part of an address fall outside the ordinary meaning of this term, App.66–68; App.46–48. This conclusion also follows from the ordinary meaning of the word “typical,” which refers to what is “[o]f the nature of” or “emblematic” of a thing,</w:t>
       </w:r>
       <w:r>
         <w:t xml:space="preserve"> </w:t>
@@ -5658,6 +5662,10 @@
         <w:t xml:space="preserve">B.</w:t>
       </w:r>
       <w:r>
+        <w:rPr>
+          <w:b/>
+          <w:bCs/>
+        </w:rPr>
         <w:tab/>
       </w:r>
       <w:r>
@@ -5856,7 +5864,7 @@
         <w:t xml:space="preserve"> </w:t>
       </w:r>
       <w:r>
-        <w:t xml:space="preserve">¶¶ 49, 57. Harm that cannot be “mitigated or remedied upon conclusion of the appeal . . . must weigh in favor of the movant.”</w:t>
+        <w:t xml:space="preserve">¶¶ 49, 57. Harm that cannot be “mitigated or remedied upon conclusion of the appeal ⁠. ⁠. ⁠. must weigh in favor of the movant.”</w:t>
       </w:r>
       <w:r>
         <w:t xml:space="preserve"> </w:t>
@@ -6038,7 +6046,7 @@
         <w:t xml:space="preserve"> </w:t>
       </w:r>
       <w:r>
-        <w:t xml:space="preserve">pp.13–15. Now, just three weeks before the February 20, 2024 Spring Primary Election, the Circuit Court’s order enjoins WEC from interpreting “address” in that straightforward manner and requires WEC to “rescind” its previous guidance regarding that definition of an “address,” and “promptly advise . . . election officials of this Court’s Order.” App.22. But if the Legislature succeeds on appeal, and the injunction is reversed, any new guidance that WEC issues will be inapplicable, and WEC will need to reverse course in advance of the fast-approaching primary election, which is less than three weeks away.</w:t>
+        <w:t xml:space="preserve">pp.13–15. Now, just three weeks before the February 20, 2024 Spring Primary Election, the Circuit Court’s order enjoins WEC from interpreting “address” in that straightforward manner and requires WEC to “rescind” its previous guidance regarding that definition of an “address,” and “promptly advise ⁠. ⁠. ⁠. election officials of this Court’s Order.” App.22. But if the Legislature succeeds on appeal, and the injunction is reversed, any new guidance that WEC issues will be inapplicable, and WEC will need to reverse course in advance of the fast-approaching primary election, which is less than three weeks away.</w:t>
       </w:r>
       <w:r>
         <w:t xml:space="preserve"> </w:t>
@@ -6296,6 +6304,10 @@
         <w:t xml:space="preserve">C.</w:t>
       </w:r>
       <w:r>
+        <w:rPr>
+          <w:b/>
+          <w:bCs/>
+        </w:rPr>
         <w:tab/>
       </w:r>
       <w:r>
@@ -6801,6 +6813,10 @@
         <w:t xml:space="preserve">D.</w:t>
       </w:r>
       <w:r>
+        <w:rPr>
+          <w:b/>
+          <w:bCs/>
+        </w:rPr>
         <w:tab/>
       </w:r>
       <w:r>
@@ -7711,7 +7727,7 @@
         <w:t xml:space="preserve"> </w:t>
       </w:r>
       <w:r>
-        <w:t xml:space="preserve">Available at https://​​docs.​legis.​wisconsin.​gov/​​1862/​​related/​​acts/​​62ssact011.​pdf (all websites last visited Feb. 5, 2024).</w:t>
+        <w:t xml:space="preserve">Available at https://​docs.​legis.​wisconsin.​gov/​1862/​related/​acts/​62ssact011.​pdf (all websites last visited Feb. 5, 2024).</w:t>
       </w:r>
     </w:p>
   </w:footnote>
@@ -7730,7 +7746,7 @@
         <w:t xml:space="preserve"> </w:t>
       </w:r>
       <w:r>
-        <w:t xml:space="preserve">Available at https://​​docs.​legis.​wisconsin.​gov/​​1915/​​related/​​acts/​​461.​pdf.</w:t>
+        <w:t xml:space="preserve">Available at https://​docs.​legis.​wisconsin.​gov/​1915/​related/​acts/​461.​pdf.</w:t>
       </w:r>
     </w:p>
   </w:footnote>
@@ -7749,7 +7765,7 @@
         <w:t xml:space="preserve"> </w:t>
       </w:r>
       <w:r>
-        <w:t xml:space="preserve">Available at https://​​docs.​legis.​wisconsin.​gov/​​1965/​​related/​​acts/​​666.​pdf.</w:t>
+        <w:t xml:space="preserve">Available at https://​docs.​legis.​wisconsin.​gov/​1965/​related/​acts/​666.​pdf.</w:t>
       </w:r>
     </w:p>
   </w:footnote>
@@ -7768,7 +7784,7 @@
         <w:t xml:space="preserve"> </w:t>
       </w:r>
       <w:r>
-        <w:t xml:space="preserve">Available at https://​​docs.​legis.​wisconsin.​gov/​​1985/​​related/​​acts/​​304.​pdf.</w:t>
+        <w:t xml:space="preserve">Available at https://​docs.​legis.​wisconsin.​gov/​1985/​related/​acts/​304.​pdf.</w:t>
       </w:r>
     </w:p>
   </w:footnote>
@@ -7819,13 +7835,7 @@
         <w:t xml:space="preserve"> </w:t>
       </w:r>
       <w:r>
-        <w:t xml:space="preserve">Available at https://​​wiseye.​org/​​2024/​​02/​​02/​​dane-​county-​circuit-​court-​rise-​inc-​et-​al-​vs-​wisconsin-​elections-​commission-​et-​al</w:t>
-      </w:r>
-      <w:r>
-        <w:noBreakHyphen/>
-      </w:r>
-      <w:r>
-        <w:t xml:space="preserve">3/​​.</w:t>
+        <w:t xml:space="preserve">Available at https://​wiseye.​org/​2024/​02/​02/​dane-​county-​circuit-​court-​rise-​inc-​et-​al-​vs-​wisconsin-​elections-​commission-​et-​al-⁠3/​.</w:t>
       </w:r>
     </w:p>
   </w:footnote>
@@ -7844,7 +7854,7 @@
         <w:t xml:space="preserve"> </w:t>
       </w:r>
       <w:r>
-        <w:t xml:space="preserve">Accessed at www.​oed.​com/​​view/​​Entry/​​2208 (subscription required).</w:t>
+        <w:t xml:space="preserve">Accessed at www.​oed.​com/​view/​Entry/​2208 (subscription required).</w:t>
       </w:r>
     </w:p>
   </w:footnote>
@@ -7863,7 +7873,7 @@
         <w:t xml:space="preserve"> </w:t>
       </w:r>
       <w:r>
-        <w:t xml:space="preserve">Available at https://​​elections.​wi.​gov/​​media/​​14106/​​download.</w:t>
+        <w:t xml:space="preserve">Available at https://​elections.​wi.​gov/​media/​14106/​download.</w:t>
       </w:r>
     </w:p>
   </w:footnote>
@@ -7882,7 +7892,7 @@
         <w:t xml:space="preserve"> </w:t>
       </w:r>
       <w:r>
-        <w:t xml:space="preserve">Available at https://​​doi.​org/​​10.​1093/​​OED/​​8072365958 (subscription required).</w:t>
+        <w:t xml:space="preserve">Available at https://​doi.​org/​10.​1093/​OED/​8072365958 (subscription required).</w:t>
       </w:r>
     </w:p>
   </w:footnote>
@@ -7901,7 +7911,7 @@
         <w:t xml:space="preserve"> </w:t>
       </w:r>
       <w:r>
-        <w:t xml:space="preserve">Available at https://​​doi.​org/​​10.​1093/​​OED/​​7210545543 (subscription required).</w:t>
+        <w:t xml:space="preserve">Available at https://​doi.​org/​10.​1093/​OED/​7210545543 (subscription required).</w:t>
       </w:r>
     </w:p>
   </w:footnote>
@@ -7920,7 +7930,7 @@
         <w:t xml:space="preserve"> </w:t>
       </w:r>
       <w:r>
-        <w:t xml:space="preserve">Available at https://​​www.​merriam-​webster.​com/​​dictionary/​​address.</w:t>
+        <w:t xml:space="preserve">Available at https://​www.​merriam-​webster.​com/​dictionary/​address.</w:t>
       </w:r>
     </w:p>
   </w:footnote>
@@ -7939,7 +7949,7 @@
         <w:t xml:space="preserve"> </w:t>
       </w:r>
       <w:r>
-        <w:t xml:space="preserve">Available at https://​​myvote.​wi.​gov/​​en-​us/​​Voter-​Deadlines.</w:t>
+        <w:t xml:space="preserve">Available at https://​myvote.​wi.​gov/​en-​us/​Voter-​Deadlines.</w:t>
       </w:r>
     </w:p>
   </w:footnote>
@@ -8932,6 +8942,33 @@
     <w:pPr>
       <w:spacing w:before="0" w:after="0" w:line="299" w:lineRule="exact"/>
       <w:ind w:left="2160" w:hanging="720"/>
+    </w:pPr>
+  </w:style>
+  <w:style w:type="paragraph" w:customStyle="1" w:styleId="XdQuoteList1">
+    <w:name w:val="Xd Quote List 1"/>
+    <w:basedOn w:val="Normal"/>
+    <w:qFormat/>
+    <w:pPr>
+      <w:spacing w:before="0" w:after="0" w:line="299" w:lineRule="exact"/>
+      <w:ind w:left="1440" w:right="720" w:hanging="720"/>
+    </w:pPr>
+  </w:style>
+  <w:style w:type="paragraph" w:customStyle="1" w:styleId="XdQuoteList2">
+    <w:name w:val="Xd Quote List 2"/>
+    <w:basedOn w:val="Normal"/>
+    <w:qFormat/>
+    <w:pPr>
+      <w:spacing w:before="0" w:after="0" w:line="299" w:lineRule="exact"/>
+      <w:ind w:left="2160" w:right="720" w:hanging="720"/>
+    </w:pPr>
+  </w:style>
+  <w:style w:type="paragraph" w:customStyle="1" w:styleId="XdQuoteList3">
+    <w:name w:val="Xd Quote List 3"/>
+    <w:basedOn w:val="Normal"/>
+    <w:qFormat/>
+    <w:pPr>
+      <w:spacing w:before="0" w:after="0" w:line="299" w:lineRule="exact"/>
+      <w:ind w:left="2880" w:right="720" w:hanging="720"/>
     </w:pPr>
   </w:style>
   <w:style w:type="paragraph" w:customStyle="1" w:styleId="SourceCode">

--- a/courts/seventh-circuit/wisconsin/state/court-of-appeals/motion-brief/usage/OUTPUT-motion-brief.docx
+++ b/courts/seventh-circuit/wisconsin/state/court-of-appeals/motion-brief/usage/OUTPUT-motion-brief.docx
@@ -1129,9 +1129,7 @@
               <w:t xml:space="preserve"> </w:t>
             </w:r>
             <w:r>
-              <w:t xml:space="preserve">999</w:t>
-              <w:noBreakHyphen/>
-              <w:t xml:space="preserve">1240</w:t>
+              <w:t xml:space="preserve">999-⁠1240</w:t>
             </w:r>
             <w:r>
               <w:t xml:space="preserve"> </w:t>
@@ -1153,9 +1151,7 @@
               <w:t xml:space="preserve"> </w:t>
             </w:r>
             <w:r>
-              <w:t xml:space="preserve">759</w:t>
-              <w:noBreakHyphen/>
-              <w:t xml:space="preserve">1939</w:t>
+              <w:t xml:space="preserve">759-⁠1939</w:t>
             </w:r>
             <w:r>
               <w:t xml:space="preserve"> </w:t>
@@ -4991,13 +4987,7 @@
         <w:t xml:space="preserve"> </w:t>
       </w:r>
       <w:r>
-        <w:t xml:space="preserve">EL</w:t>
-      </w:r>
-      <w:r>
-        <w:noBreakHyphen/>
-      </w:r>
-      <w:r>
-        <w:t xml:space="preserve">168 Nomination Paper for Partisan Office (2016).</w:t>
+        <w:t xml:space="preserve">EL-⁠168 Nomination Paper for Partisan Office (2016).</w:t>
       </w:r>
       <w:r>
         <w:rPr>
@@ -7473,9 +7463,7 @@
                     <w:t xml:space="preserve"> </w:t>
                   </w:r>
                   <w:r>
-                    <w:t xml:space="preserve">999</w:t>
-                    <w:noBreakHyphen/>
-                    <w:t xml:space="preserve">1240</w:t>
+                    <w:t xml:space="preserve">999-⁠1240</w:t>
                   </w:r>
                   <w:r>
                     <w:t xml:space="preserve"> </w:t>
@@ -7493,9 +7481,7 @@
                     <w:t xml:space="preserve"> </w:t>
                   </w:r>
                   <w:r>
-                    <w:t xml:space="preserve">759</w:t>
-                    <w:noBreakHyphen/>
-                    <w:t xml:space="preserve">1938</w:t>
+                    <w:t xml:space="preserve">759-⁠1938</w:t>
                   </w:r>
                   <w:r>
                     <w:t xml:space="preserve"> </w:t>
@@ -7513,9 +7499,7 @@
                     <w:t xml:space="preserve"> </w:t>
                   </w:r>
                   <w:r>
-                    <w:t xml:space="preserve">759</w:t>
-                    <w:noBreakHyphen/>
-                    <w:t xml:space="preserve">5939</w:t>
+                    <w:t xml:space="preserve">759-⁠5939</w:t>
                   </w:r>
                   <w:r>
                     <w:t xml:space="preserve"> </w:t>
@@ -7533,9 +7517,7 @@
                     <w:t xml:space="preserve"> </w:t>
                   </w:r>
                   <w:r>
-                    <w:t xml:space="preserve">759</w:t>
-                    <w:noBreakHyphen/>
-                    <w:t xml:space="preserve">1939</w:t>
+                    <w:t xml:space="preserve">759-⁠1939</w:t>
                   </w:r>
                   <w:r>
                     <w:t xml:space="preserve"> </w:t>
@@ -8692,7 +8674,7 @@
     <w:qFormat/>
     <w:pPr>
       <w:keepLines/>
-      <w:spacing w:before="0" w:after="140" w:line="253" w:lineRule="exact"/>
+      <w:spacing w:before="23" w:after="140" w:line="253" w:lineRule="exact"/>
     </w:pPr>
     <w:rPr>
       <w:sz w:val="22"/>
